--- a/example_articles/states/Missouri/3.states_Missouri_New_York_Times.docx
+++ b/example_articles/states/Missouri/3.states_Missouri_New_York_Times.docx
@@ -29,17 +29,17 @@
     </w:p>
     <w:p>
       <w:r>
-        <w:t>Source File: NYT/54.DOCX</w:t>
+        <w:t>Source file: NYT/54.DOCX</w:t>
       </w:r>
     </w:p>
     <w:p>
       <w:r>
-        <w:t>Raw locations result: ['Missouri']</w:t>
+        <w:t>Raw locations result, 'locations': ['Missouri']</w:t>
       </w:r>
     </w:p>
     <w:p>
       <w:r>
-        <w:t>states_stand_flat (Standardized): Missouri</w:t>
+        <w:t>Standardized locations result, 'states_stand_flat': Missouri</w:t>
       </w:r>
     </w:p>
     <w:p>

--- a/example_articles/states/Missouri/3.states_Missouri_New_York_Times.docx
+++ b/example_articles/states/Missouri/3.states_Missouri_New_York_Times.docx
@@ -7,9 +7,7 @@
         <w:pStyle w:val="Heading1"/>
       </w:pPr>
       <w:r>
-        <w:t>DIVIDING LINES: A special report.;</w:t>
-        <w:br/>
-        <w:t>Colleges Look for Answers To Racial Gaps in Testing</w:t>
+        <w:t>Kansas City's Widely Debated Desegregation Experiment Reaches the Supreme Court</w:t>
       </w:r>
     </w:p>
     <w:p>
@@ -19,17 +17,17 @@
     </w:p>
     <w:p>
       <w:r>
-        <w:t>Date: 1997-11-08</w:t>
+        <w:t>Date: 1995-01-11</w:t>
       </w:r>
     </w:p>
     <w:p>
       <w:r>
-        <w:t>Section: Section A; ; Section A; Page 1; Column 1; National Desk ; Column 1; ; Special Report</w:t>
+        <w:t>Section: Section B; ; Section B;  Page 7;  Column 1;  National Desk;  Education Page; Column 1; ; Education Page</w:t>
       </w:r>
     </w:p>
     <w:p>
       <w:r>
-        <w:t>Source file: NYT/54.DOCX</w:t>
+        <w:t>Source file: NYT/51.DOCX</w:t>
       </w:r>
     </w:p>
     <w:p>
@@ -51,145 +49,73 @@
     </w:p>
     <w:p>
       <w:r>
-        <w:t>Universities around the country are facing an agonizing dilemma: If they retain their affirmative-action admissions' policies they face growing legal and political challenges, but if they move to greater reliance on standardized tests, the results will be a return to virtual racial segregation.</w:t>
+        <w:t>Long before the sun rises, Alex Ruthmann boards a 5:15 A.M. school van for a nearly two-hour, 70-mile trip, past furrowed and dormant fields in rural Butler to the Paseo Academy of Visual and Performing Arts in a working-class neighborhood here.</w:t>
         <w:br/>
-        <w:t>Test scores by black and Hispanic students remain stubbornly below those of whites. This phenomenon, which cuts across all income groups, is only now being widely studied, with several scholarly reports offering new explanations for it.</w:t>
+        <w:t>The academy is a sparkling $23 million high school that is unrivaled in Missouri.</w:t>
         <w:br/>
-        <w:t>At the same time, longtime critics of standardized tests are finding wider sympathy for their argument that the tests are misguided. New data suggest that S.A.T. scores and their professional-school equivalents are weak predictors of academic and career success.</w:t>
+        <w:t>"I couldn't take all the courses I wanted at my school back home," said Alex, a 17-year-old who takes band, choir, music theory, calculus, chemistry, college-level English and history. "Here, I can do it all."</w:t>
         <w:br/>
-        <w:t>Still, admission officials say that much as they would love to rely more on nuanced measures like essays and interviews, the pressures to use test scores are growing from the sheer volume of applicants, limited budgets for evaluating them and the rise of college ranking guides that emphasize test scores.</w:t>
+        <w:t>For a decade, the Kansas City school district has labored with uneven success to attract more whites like Alex, to improve its buildings and to lift overall student achievement under a series of Federal District Court desegregation orders dating back to 1984. The case has produced the costliest plan in the nation and has been among the most bitterly contested.</w:t>
         <w:br/>
-        <w:t>Many officials agree with Donald M. Stewart, president of the College Board, who says that the risk of increased reliance on standardized tests is "simply, the resegregation of higher education."</w:t>
+        <w:t>Now, the case, Missouri v. Jenkins, has reached a crucial crossroad. On Wednesday, Missouri officials will argue before the United States Supreme Court that in the last 10 years the state has contributed the bulk of the plan's $1.3 billion cost -- the state contribution averages $200 million a year -- and has more than adequately helped Kansas City desegregate its 84 public schools. Spending that much money in Kansas City is unfair to the rest of Missouri, the state will argue, and the expenditure is producing only slow progress.</w:t>
         <w:br/>
-        <w:t>"We're looking at a potential wipeout that could take away an entire generation," Mr. Stewart said. "The social cost of that would be too high. America can't stand that."</w:t>
+        <w:t>The officials will also contend that the Federal court, in declaring that overall student performance must improve as part of the plan, overstepped its bounds, setting standards that are much broader than most desegregation cases elsewhere.</w:t>
         <w:br/>
-        <w:t>Concerns over standardized tests are as old as the tests themselves. But with the nation's two most populous states, California and Texas, now forbidden to use race in university admissions, and with similar bans anticipated elsewhere, those concerns have become central to the searing national debate over race relations.</w:t>
+        <w:t>For its part, the school system, which wants the desegregation order to remain in effect, will argue that the full desegregation plan has been in place only three years -- too little time to show marked academic improvement. Only about a fourth of the city's schools meet the Federal court's recommendation that enrollment be 65 percent members of minorities and 35 percent white.</w:t>
         <w:br/>
-        <w:t>In the past few months:</w:t>
+        <w:t>The Kansas City district can draw students from anywhere in the state, although most come from the immediate suburbs. The participation of the outside students is voluntary.</w:t>
         <w:br/>
-        <w:t>*The Texas Legislature has ordered the University of Texas system to accept all students who graduate in the top 10 percent of their class irrespective of their S.A.T. scores.</w:t>
+        <w:t>The case has drawn national attention because of what the Supreme Court's ruling might mean for desegregation here and in the 200 or so other school systems under Federal court supervision. And it poses basic questions about how the success of a court-ordered integration plan is ultimately to be judged.</w:t>
         <w:br/>
-        <w:t>*The Mexican-American Legal Defense and Educational Fund has filed a lawsuit against the State of Texas, saying that its high school graduation examination, on which black and Mexican-American students fail at a much higher rate than non-Hispanic whites, is discriminatory.</w:t>
+        <w:t>Among the changes made under the order were the construction of expensive buildings like the $32 million Central High School, with its indoor track and Olympic-size swimming pool. The order also brought salary increases of 30 percent for teachers, smaller classes, and specific academic and job-training themes at virtually all of the district's schools.</w:t>
         <w:br/>
-        <w:t>*The University of California has set up a commission to consider whether to drop or reduce the importance of S.A.T.'s and is increasing its budget to reach out to members of minorities.</w:t>
+        <w:t>Across this district of 37,000 students, 75.9 percent of whom are members of minorities, there is a deep fear that the Supreme Court will rule as it did in two previous desegregation cases, in 1990 in Oklahoma City and in 1992 in DeKalb County in suburban Atlanta. In both of those decisions, the Court eased desegregation orders, resulting in what Gary Orfield, a Harvard University desegregation expert, called a resegregation of some public schools.</w:t>
         <w:br/>
-        <w:t>*The American Bar Association and the Law School Admission Council have begun a study intended to find ways to reduce reliance on the Law School Admission Test (L.S.A.T.) across the country.</w:t>
+        <w:t>"There's no doubt that the Court has put very serious limitations on desegregation remedies and opened ways for courts to dismiss cases even when tremendous educational and social inequalities remain in communities," said Mr. Orfield, who is director of the Harvard Project on School Desegregation. "What will happen in Kansas City if the Court cuts off the system is, the district would be left with a lot of facilities that it cannot support."</w:t>
         <w:br/>
-        <w:t>*The Educational Testing Service of Princeton, N.J., which administers many of the country's standardized tests, has grown defensive. It issued a lengthy statement warning against overreliance on the tests and urging that many measures of merit be simultaneously used. "Equating scores with merit," it said, "supports a mythology that is not consistent with the reality of data."</w:t>
+        <w:t>Black parents express similar concerns, as well as anger.</w:t>
         <w:br/>
-        <w:t xml:space="preserve"> </w:t>
+        <w:t>"The state should not be excused right now," said the Rev. Robert Stephens, the minister at Peace Baptist Church, whose son attends first grade at Attucks Elementary in the city. Because of the city's already eroded tax base, Mr. Stephens said, losing the state money would mean certain deterioration not just of buildings but also of programs.</w:t>
         <w:br/>
-        <w:t>The Scores</w:t>
+        <w:t>"Racism, I think, is still the problem," he said.</w:t>
         <w:br/>
-        <w:t>Adding Meanings To the Numbers</w:t>
+        <w:t>Dorothy Shepherd, the principal at Paseo Academy, recalled when Kansas City schools were segregated and underfinanced and when, as a young music teacher here in the 1960's, she had an annual budget of $60 for supplies.</w:t>
         <w:br/>
-        <w:t>The issue of race and merit is freighted with emotional and political baggage, as was made clear when Richard J. Herrnstein and Charles Murray published "The Bell Curve" (The Free Press, 1994), a best seller asserting that the likeliest explanation for the gap in scores is genetic.</w:t>
+        <w:t>"It was grim," she said as she walked around the high school one afternoon, checking in on students practicing a fashion show in the school's 1,181-seat theater. The school also has a smaller recital hall and a theater where experimental productions are performed.</w:t>
         <w:br/>
-        <w:t>Most of the discussion since then has been an effort to discredit the book's explanation -- widely criticized as racist -- in favor of socioeconomic, historic, psychological and cultural ones. The legal and popular attacks on affirmative action have only added to the sense of urgency on the topic in the scholarly literature.</w:t>
+        <w:t>"Do you think after enjoying all this that I could go back to $60 a year?" Mrs. Shepherd asked.</w:t>
         <w:br/>
-        <w:t>American Psychologist, the premier journal in its field, published by the American Psychological Association, has dealt with aspects of it in nearly every issue of the past half year, with titles like "Schooling, Intelligence and Income" and "A Threat in the Air: How Stereotypes Shape Intellectual Identity and Performance."</w:t>
+        <w:t>Like other administrators and parents here, Mrs. Shepherd does not expect the state to help finance the district forever. But she said that without continuing state support, at least for a few more years, the district's gains and efforts to recruit more white students from suburban communities would be undermined.</w:t>
         <w:br/>
-        <w:t>Change magazine, largely read by administrators in higher education, devoted seven pages in its March/April 1997 issue to the article "Standardized Testing: Meritocracy's Crooked Yardstick," and The Chronicle of Higher Education, a weekly publication, has been running frequent news and opinion pieces on the subject.</w:t>
+        <w:t>Paseo was built three years ago, using huge infusions of state desegregation money for capital improvements. It has been one of the more successful schools in attracting white students who, like Alex Ruthmann, are lured to the performing arts school because their own schools lack similar extras.</w:t>
         <w:br/>
-        <w:t>The gap in scores between non-Hispanic white students and black and Hispanic students tracks across all tests, from I.Q. to achievement tests. It narrowed in the 1970's and 80's but has remained steady in the past decade.</w:t>
+        <w:t>And so Alex wakes up at 4:30 A.M. every school day to catch his school van, which also picks up three other students from surrounding towns.</w:t>
         <w:br/>
-        <w:t>The Journal of Blacks in Higher Education, arguing that "African Americans are struggling to overcome 200 years of white supremacy and educational segregation" and therefore need affirmative action to progress, gave over part of its most recent issue to a comparison between white and black scores on the S.A.T.'s, A.C.T.'s, L.S.A.T's and Medical College Admission Test, or M.C.A.T.'s. The article sought to show that a reliance on such scores would prove devastating to blacks.</w:t>
+        <w:t>"We spent all of last summer investigating whether this would be a good thing for him," said Sally Hatten, Alex's mother and a public school teacher in Ridge Hill, Mo. "I worried about safety. We talked about interracial dating. We discussed being in the minority. He wasn't concerned about any of this."</w:t>
         <w:br/>
-        <w:t>Among the data cited were that the median combined M.C.A.T. for whites rejected for admission to medical schools nationwide in 1996 -- 25.2 out of 30 -- was significantly higher than the median M.C.A.T. score of blacks -- 23.5 -- who were admitted.</w:t>
+        <w:t>Indeed, in the hallways, libraries and cafeterias of the Kansas City schools, black, white, Hispanic and Asian students mix freely, all enticed by the district's rich collection of magnet schools.</w:t>
         <w:br/>
-        <w:t>In addition, the article pointed out that while blacks make up 10 percent of the more than 1.1 million high school seniors who took the S.A.T., they constituted only 1 percent to 2 percent of those scoring in the range required by many of the nation's elite universities. Only 659 of the 110,000 black college-bound seniors who took the S.A.T. scored above 700 out of a possible 800 on the math part, and only 900 scored above 700 on the verbal section. Nationally, 62,517 students scored above 700 on the math part and 52,835 scored above it on the verbal part.</w:t>
+        <w:t>"The teachers are nice, and there are not a lot of fights," said Jessica Eicholz, 13, a white seventh grader at Martin Luther King Latin Grammar Middle School. The teen-ager, who lives in nearby Independence, takes a cab to school with other students in a 30-minute ride paid for by the district. "I like the environment here," she said.</w:t>
         <w:br/>
-        <w:t>The gap, the study argued, means little about the potential for blacks' achievement, and the authors cited an arresting example from history. In 1951, Martin Luther King Jr. took the Graduate Record Exam for admission to a doctoral program at Boston University. The verbal aptitude score of a man who is now viewed as among the nation's greatest orators ever was in the third quartile, or below average. His quantitative score was in the bottom 10 percent, and he was in the bottom quarter for tests in physics, chemistry, biology, social studies and the fine arts.</w:t>
+        <w:t>So does Lori Barber, 13, another white seventh grader, who gets up at 5 A.M. to catch a school van from her home in Oakview, a northern suburb of Kansas City. "I came here because my parents and I thought I would get a better education," she said. "I didn't like the schools in my district."</w:t>
         <w:br/>
-        <w:t>The journal said that if tests were used as the main measure of potential by admissions committees at the nation's top colleges and universities, "black enrollments at these institutions will drop by at least one half and in many cases by as much as 80 percent."</w:t>
+        <w:t>And added their friend Tiffany McElroy, 13, a black seventh grader from Kansas City, "Teachers here give you respect, and they expect a lot out of all of us."</w:t>
         <w:br/>
-        <w:t>A study published by New York University Law Review in April makes a similar point for law schools. It concluded that if they were to apply to blacks a formula for admissions based on L.S.A.T. score plus grade point average typically used as a cutoff for whites, the precentage of black applicants admitted across the country would fall to about 3 percent from the current 26 percent.</w:t>
+        <w:t>Jeremy Johnson, a white 17-year-old junior, left a private school in Independence to attend the East Environmental Studies and Agribusiness Magnet High School, which has a working farm where students raise pigs and sheep and then market and sell the produce.</w:t>
         <w:br/>
-        <w:t>Most universities use a combination of test score and grade point average as a threshold for admissions, with the scale generally lower for minorities than for whites. Those who qualify in each group are then examined for other factors, like special talents and unusual backgrounds.</w:t>
+        <w:t>"There aren't any schools like this in Independence," Jeremy said, sitting in an environmental studies class. "My parents were kind of scared at first, since it was the Kansas City school district, because of everything they had heard. When they came to visit, they were really surprised because the school is clean and safe and there is no graffiti.</w:t>
         <w:br/>
-        <w:t>The Center for Individual Rights in Washington has recently sued the University of Michigan on behalf of white students who said efforts to increase campus diversity by admitting black and Hispanic students with lower tests and grades violated the Constitution.</w:t>
+        <w:t>"They would much rather have me in Kansas City schools than Independence schools because schools here are better."</w:t>
         <w:br/>
-        <w:t>This suit follows a successful similar one against the University of Texas and a referendum in California that ended racial preferences in admissions. Today, all universities in both states are struggling for ways to keep minority students applying and admitted without offering them admissions preferences.</w:t>
+        <w:t>At all grade levels, the district offers the academic, extracurricular and social services that education analysts say urban schools have lacked for years. In the Attucks Communications and Writing Elementary School, for example, fourth and fifth graders produce a daily newscast of school news that they broadcast over closed-circuit television.</w:t>
         <w:br/>
-        <w:t>There is a twist to the testing gaps: the standardized tests themselves were designed half a century ago at least partly to reduce the impact of family and background on university admissions. The idea was that not every student was born rich but that any student could study hard and prove scholarly potential.</w:t>
+        <w:t>The rich array of programs here, state officials said, has spawned only resentments in other schools across the state that cannot afford all that Kansas City offers. Kansas City officials, meanwhile, say the bitter criticism from state officials has only reinforced the notion among suburban parents that the district is troubled.</w:t>
         <w:br/>
-        <w:t>While certain groups, notably East European Jews and some Asians, have found such tests an entrance ticket into elite institutions, others, mostly African-Americans and those of Hispanic origin, like Puerto Ricans and Mexican-Americans, have not.</w:t>
+        <w:t>Indeed, the state has been an outspoken critic of school officials and the Federal District Court, maintaining that the remedies have been too exorbitant and have come at the expense of the state's other school districts. Although Kansas City has only 4.3 percent of Missouri's total public school enrollment, it receives about 8.5 percent of state education aid.</w:t>
         <w:br/>
-        <w:t>Scholars are divided over the reasons for the continuing gaps in scores.</w:t>
+        <w:t>"The state has been writing the checks and we have no control over where the money is spent," Attorney General Jeremiah W. Nixon said in an interview. "We want to return control of the district to parents and teachers."</w:t>
         <w:br/>
-        <w:t>A few, like the authors of "The Bell Curve," argue that some groups are simply better able to learn than others. Indeed, the book said that since "less intelligent" groups were having far more babies than more intelligent ones, the United States faced an unseen peril in an era when intelligence was the key to economic progress.</w:t>
-        <w:br/>
-        <w:t>Other scholars say the tests themselves have a kind of cultural bias detrimental especially to the poor and underprivileged. Questions, they say, refer to things like "regattas" and "esthetics" that are more familiar to certain classes.</w:t>
-        <w:br/>
-        <w:t>Increasingly, scholars are pursuing a third approach, a complex blend of psychology and culture. They say that pure socioeconomic arguments do not suffice and suspect that the answers lie in nuanced group dynamics.</w:t>
-        <w:br/>
-        <w:t>"It is clear that socioeconomic status will not substitute for race in these data," said Linda F.  Wightman, author of the law school study and an associate professor in the department of educational research methodology at the University of North Carolina at Greensboro.</w:t>
-        <w:br/>
-        <w:t>"Within any ethnic group," Ms. Wightman said, "as the socio-economic status goes down, so do the scores, but within the same socio-economic status, there are big differences between groups."</w:t>
-        <w:br/>
-        <w:t xml:space="preserve"> </w:t>
-        <w:br/>
-        <w:t>The Results</w:t>
-        <w:br/>
-        <w:t>Trouble Assessing Ability to Achieve</w:t>
-        <w:br/>
-        <w:t>Wendy M. Williams and Stephen J. Ceci of the Department of Human Development at Cornell University published an article in the November 1997 issue of American Psychologist entitled "Are Americans Becoming More or Less Alike?" in which they concluded that although the black-white gap had hardly gone away, it had decreased.</w:t>
-        <w:br/>
-        <w:t>They referred to pioneering work done by the New Zealand scholar James Flynn, who has found that for the past 65 years I.Q. scores have been increasing in every country where they have been measured and that I.Q. scores of black Americans are about where white ones were two generations ago.</w:t>
-        <w:br/>
-        <w:t>This suggests, Professor Williams said, that there is much greater malleability of such tests than previously believed and that I.Q. tests, like S.A.T.'s, are open to unforeseen influences like, probably, the sophistication or urban nature of the society in which one lives.</w:t>
-        <w:br/>
-        <w:t>Support was lent to that view by a study presented in August by researchers at Washington University in St. Louis. They found that comparing I.Q. test scores of blacks and whites in their last year of high school and again at the end of college showed that blacks improved their scores more than four times as much as whites, cutting the I.Q. gap in half.</w:t>
-        <w:br/>
-        <w:t>Professor Williams, like Robert J. Sternberg at Yale University, argues that current standardized tests measure a specific, static kind of intelligence when there are, in fact, several different kinds of intelligence.</w:t>
-        <w:br/>
-        <w:t>Professor Sternberg has created a model of a three-pronged intelligence, analytical, creative and practical, and says that when students take the intelligence tests he designed, high scorers are more ethnically and racially diverse.</w:t>
-        <w:br/>
-        <w:t>A different and equally intriguing study was carried out by Claude Steele of Stanford University, suggesting that blacks, like women, absorb negative self-images from the environment, driving down their scores on standardized tests.</w:t>
-        <w:br/>
-        <w:t>As reported in American Psychologist in June, Professor Steele found that when blacks taking a test were told that such tests showed no distinction in white-black scores, they did as well as the white test-takers. But when they were told nothing or had to tick off their race on a form before starting, their scores were lower than those of whites. Similar gaps emerged for women.</w:t>
-        <w:br/>
-        <w:t>"Blacks in America are like people on thin ice," Professor Steele said in a telephone interview. "Any little creak means a lot. We can manipulate the environment to make it more or less trustworthy for them."</w:t>
-        <w:br/>
-        <w:t>All of these studies arrive at a time when those mistrustful of standardized tests have begun accumulating a critical mass of data suggesting that the tests are less predictive of academic or professional success or both than many had believed.</w:t>
-        <w:br/>
-        <w:t>A study of doctors trained at the medical school at the University of California at Davis from 1968 to 1987 found that those with lower scores and grades because of race or unusual background went on to careers indistinguishable from those admitted on academic merit alone.</w:t>
-        <w:br/>
-        <w:t>Professor Lightman's study of law school admissions found that 73 percent of the black students who would not have been admitted under a pure scores-plus-grades formula went on to graduate and pass their bar exams. This is lower than the white rate of 90 percent passing but is impressively high, nonetheless.</w:t>
-        <w:br/>
-        <w:t>A recent unpublished dissertation at the Harvard Graduate School of Education contends that of students admitted in three classes in the 1950's, 60's and 70's, those with lower S.A.T. scores and more blue-collar backgrounds ended up more successful, as measured by income, community involvement and professional satisfaction, said Marlyn McGrath Lewis, director of admissions for Harvard and Radcliffe Colleges.</w:t>
-        <w:br/>
-        <w:t>And Professors Williams and Sternberg jointly published a study in American Psychologist in June showing that the psychology Graduate Record Examination was of limited use in predicting success as a psychology graduate student, correlating mildly with first-year grades but almost nothing else.</w:t>
-        <w:br/>
-        <w:t xml:space="preserve"> </w:t>
-        <w:br/>
-        <w:t>The Future</w:t>
-        <w:br/>
-        <w:t>Perpetual Search For Perfect Test</w:t>
-        <w:br/>
-        <w:t>The gathering data along with the gathering storm over affirmative action have produced, for the first time, a cross-disciplinary movement to take a hard look at the role of the tests, up until now limited largely to advocacy groups like Fairtest in Cambridge, Mass.</w:t>
-        <w:br/>
-        <w:t>The use of tests to determine who gets a National Science Foundation scholarship and the use of P.S.A.T.'s to determine semifinalists in National Merit Scholarships have therefore come under greater attack.</w:t>
-        <w:br/>
-        <w:t>Christopher F. Edley Jr., a professor at Harvard Law School, is planning a seminar later this month at Harvard to deal with the topic in the hope of coming up with recommendations for the nation's universities.</w:t>
-        <w:br/>
-        <w:t>"Given the weak predictive ability of the tests," Professor Edley said, "it is reasonable to worry that the public has seriously misunderstood the proper role of these tests in the selection process.</w:t>
-        <w:br/>
-        <w:t>"The challenge for higher education leaders is to understand that these simple grids and indices are a bad way to think about merit. And as pressure mounts to dismantle affirmative action, there will be increased pressure to abuse these tests."</w:t>
-        <w:br/>
-        <w:t>Some 284 colleges, like Bates College in Maine, have chosen to stop requiring test scores from their applicants.</w:t>
-        <w:br/>
-        <w:t>William Hiss, a vice president of Bates, said that internal college data showed that those who did not submit their scores but were admitted got 160 points lower than those who did submit their scores. Yet, the two groups show no difference either in grades or graduation rates.</w:t>
-        <w:br/>
-        <w:t>The lower scorers, Mr. Hiss said, include not only minority students but also whites from working-class backgrounds, students who grow up speaking another language at home, more women than men, and those with what he called "spike talents," those who are excellent musicians or set designers or athletes.</w:t>
-        <w:br/>
-        <w:t>Bates's no-test policy had helped double its minority representation, Mr. Hiss said.</w:t>
-        <w:br/>
-        <w:t>Still, most colleges and universities see no reason to abandon the tests, saying they must simply keep them in perspective. The tests may be weak predictors of performance but are still among the best in a country with widely varying academic standards in high school.</w:t>
-        <w:br/>
-        <w:t>For the moment, then, the main impact of the discussion seems to be to push admissions officers to search for broader measures of merit and potential. The problem is that doing so is expensive and often laborious.</w:t>
-        <w:br/>
-        <w:t>But Robert M. Berdahl, chancellor of the University of California at Berkeley, said such steps were necessary, adding: "We're on the verge of a major debate over the validity of these tests because the mood of the country is to say that affirmative action has run its course. Yet we must continue to offer opportunities to those denied them in the past. We're struggling here with an issue that is at the very heart of American society and we cannot let this one go."</w:t>
+        <w:t>But all in due time, said Dr. Walter L. Marks, the Superintendent of Schools in Kansas City. "We need to give the effort here a few more years. This desegregation plan wasn't fully implemented until two to three years ago, and that isn't enough time."</w:t>
         <w:br/>
         <w:br/>
         <w:t>Graphic</w:t>
@@ -197,129 +123,7 @@
         <w:br/>
         <w:t xml:space="preserve"> </w:t>
         <w:br/>
-        <w:t>Chart: "VERBATIM: A Better I.Q. Test?"</w:t>
-        <w:br/>
-        <w:t>Robert J. Sternberg of Yale University argues that there are three kinds of intelligence -- analytical, practical and creative -- and that most I.Q. tests measure only the first. On his tests, black and Hispanic students do relatively better than they do on traditional I.Q. tests.</w:t>
-        <w:br/>
-        <w:t xml:space="preserve"> </w:t>
-        <w:br/>
-        <w:t>These are sample questions from his test for high school seniors.</w:t>
-        <w:br/>
-        <w:t xml:space="preserve"> </w:t>
-        <w:br/>
-        <w:t>PRACTICAL</w:t>
-        <w:br/>
-        <w:t xml:space="preserve"> </w:t>
-        <w:br/>
-        <w:t>1. Think of a problem that you are currently experiencing in real life. Briefly describe the problem, including how long it has been present and who else is involved (if anyone). Then describe three different practical things you could do to try to solve the problem.</w:t>
-        <w:br/>
-        <w:t>(Students are given up to 15 minutes and up to 2 pages.)</w:t>
-        <w:br/>
-        <w:t xml:space="preserve"> </w:t>
-        <w:br/>
-        <w:t>2. Choose the answer that provides the best solution, given the specific situation and desired outcome.</w:t>
-        <w:br/>
-        <w:t xml:space="preserve"> </w:t>
-        <w:br/>
-        <w:t>John's family moved to Iowa from Arizona during his junior year in high school. He enrolled as a new student in the local high school two months ago but still has not made friends and feels bored and lonely. One of his favorite activities is writing stories. What is likely to be the most effective solution to this problem?</w:t>
-        <w:br/>
-        <w:t xml:space="preserve"> </w:t>
-        <w:br/>
-        <w:t>A. Volunteer to work on the school newspaper staff.</w:t>
-        <w:br/>
-        <w:t>B. Spend more time at home writing columns for the school</w:t>
-        <w:br/>
-        <w:t>C. Try to convince his parents to move back to Arizona.</w:t>
-        <w:br/>
-        <w:t>D. Invite a friend from Arizona to visit during Christmas break.</w:t>
-        <w:br/>
-        <w:t xml:space="preserve"> </w:t>
-        <w:br/>
-        <w:t>Each question asks you to use information about everyday things. Read each question carefully and choose the best answer.</w:t>
-        <w:br/>
-        <w:t xml:space="preserve"> </w:t>
-        <w:br/>
-        <w:t>Mike wants to buy two seats together and is told there are pairs of seats available only in Rows 8, 12, 49, and 95-100. Which of the following is not one of his choices for the total price of the two tickets?</w:t>
-        <w:br/>
-        <w:t xml:space="preserve"> Chart shows seat prices, by row</w:t>
-        <w:br/>
-        <w:t>A. $10.</w:t>
-        <w:br/>
-        <w:t>B. $20.</w:t>
-        <w:br/>
-        <w:t>C. $30.</w:t>
-        <w:br/>
-        <w:t>D. $40.</w:t>
-        <w:br/>
-        <w:t xml:space="preserve"> </w:t>
-        <w:br/>
-        <w:t>CREATIVE</w:t>
-        <w:br/>
-        <w:t xml:space="preserve"> </w:t>
-        <w:br/>
-        <w:t>1. Suppose you are the student representative to a comittee that has the power and the money to reform your school system. Describe your ideal school system, including buildings, teachers, curriculum, and any other aspects you feel are important.</w:t>
-        <w:br/>
-        <w:t>(Students are given up to 15 minutes and up to 2 pages.)</w:t>
-        <w:br/>
-        <w:t xml:space="preserve"> </w:t>
-        <w:br/>
-        <w:t>2. Each question has a Pretend statement. You must suppose that this statement is true. Decide which word goes with the third underlined word in the same way that the first two underlined words go together.</w:t>
-        <w:br/>
-        <w:t xml:space="preserve"> </w:t>
-        <w:br/>
-        <w:t>Colors are audible.</w:t>
-        <w:br/>
-        <w:t xml:space="preserve"> </w:t>
-        <w:br/>
-        <w:t>flavor is to tongue as shade is to</w:t>
-        <w:br/>
-        <w:t xml:space="preserve"> </w:t>
-        <w:br/>
-        <w:t>A. ear.</w:t>
-        <w:br/>
-        <w:t>B. light.</w:t>
-        <w:br/>
-        <w:t>C. sound.</w:t>
-        <w:br/>
-        <w:t>D. hue.</w:t>
-        <w:br/>
-        <w:t xml:space="preserve"> </w:t>
-        <w:br/>
-        <w:t>3. First, read how the operation is defined. Then, decide what is the correct answer to the question.</w:t>
-        <w:br/>
-        <w:t>There is a new mathematical operation called flix.</w:t>
-        <w:br/>
-        <w:t>It is defined as follows:</w:t>
-        <w:br/>
-        <w:t xml:space="preserve"> </w:t>
-        <w:br/>
-        <w:t xml:space="preserve">    A flix B = A + B, if A &gt; B</w:t>
-        <w:br/>
-        <w:t>but A flix B = A x B, if A &lt; B</w:t>
-        <w:br/>
-        <w:t>and A flix B = A / B, if A = B</w:t>
-        <w:br/>
-        <w:t xml:space="preserve"> </w:t>
-        <w:br/>
-        <w:t>How much is 4 flix 7?</w:t>
-        <w:br/>
-        <w:t xml:space="preserve"> </w:t>
-        <w:br/>
-        <w:t>A. 28.</w:t>
-        <w:br/>
-        <w:t>B. 11.</w:t>
-        <w:br/>
-        <w:t>C. 3.</w:t>
-        <w:br/>
-        <w:t>D. -11.</w:t>
-        <w:br/>
-        <w:t xml:space="preserve"> </w:t>
-        <w:br/>
-        <w:t>ANSWERS. Practical: 2,A. 3,B. Creative: 2,A. 3,A.</w:t>
-        <w:br/>
-        <w:t xml:space="preserve"> </w:t>
-        <w:br/>
-        <w:t>(Source: Robert J. Sternberg, Yale University)(pg. A12)</w:t>
+        <w:t>Photos: Alex Ruthmann takes courses at Paseo Academy of Visual and Performing Arts in Kansas City, Mo., that he cannot get in rural Butler. And three seventh-grade friends, Jessica Eicholz, Tiffany McElroy and Lori Barber, come from different towns but all praise Martin Luther King Latin Grammar Middle School. (Photographs by Jeff Robertson for The New York Times)</w:t>
       </w:r>
     </w:p>
     <w:sectPr>

--- a/example_articles/states/Missouri/3.states_Missouri_New_York_Times.docx
+++ b/example_articles/states/Missouri/3.states_Missouri_New_York_Times.docx
@@ -7,7 +7,7 @@
         <w:pStyle w:val="Heading1"/>
       </w:pPr>
       <w:r>
-        <w:t>Kansas City's Widely Debated Desegregation Experiment Reaches the Supreme Court</w:t>
+        <w:t>In Turn, 6 Presidential Hopefuls Back Abortion Rights</w:t>
       </w:r>
     </w:p>
     <w:p>
@@ -17,17 +17,17 @@
     </w:p>
     <w:p>
       <w:r>
-        <w:t>Date: 1995-01-11</w:t>
+        <w:t>Date: 2003-01-22</w:t>
       </w:r>
     </w:p>
     <w:p>
       <w:r>
-        <w:t>Section: Section B; ; Section B;  Page 7;  Column 1;  National Desk;  Education Page; Column 1; ; Education Page</w:t>
+        <w:t>Section: Section A; Column 1; National Desk; Pg. 18</w:t>
       </w:r>
     </w:p>
     <w:p>
       <w:r>
-        <w:t>Source file: NYT/51.DOCX</w:t>
+        <w:t>Source file: NYT/39.DOCX</w:t>
       </w:r>
     </w:p>
     <w:p>
@@ -49,73 +49,52 @@
     </w:p>
     <w:p>
       <w:r>
-        <w:t>Long before the sun rises, Alex Ruthmann boards a 5:15 A.M. school van for a nearly two-hour, 70-mile trip, past furrowed and dormant fields in rural Butler to the Paseo Academy of Visual and Performing Arts in a working-class neighborhood here.</w:t>
+        <w:t>Representative Richard A. Gephardt of Missouri, a Democratic presidential candidate, told abortion rights supporters tonight that he had abandoned his once-fervent opposition to abortion because of "wisdom gained over time."</w:t>
         <w:br/>
-        <w:t>The academy is a sparkling $23 million high school that is unrivaled in Missouri.</w:t>
+        <w:t xml:space="preserve">     Mr. Gephardt gave an account of what he termed "my own journey on this question of choice" at a packed dinner commemorating the 30th anniversary of Roe v. Wade, the Supreme Court decision that legalized abortions nationwide. </w:t>
         <w:br/>
-        <w:t>"I couldn't take all the courses I wanted at my school back home," said Alex, a 17-year-old who takes band, choir, music theory, calculus, chemistry, college-level English and history. "Here, I can do it all."</w:t>
+        <w:t xml:space="preserve"> The dinner was also the first time that the six likely Democratic presidential contenders for 2004 shared a stage, and underlined the extent to which Democrats think abortion rights could prove central in that race.</w:t>
         <w:br/>
-        <w:t>For a decade, the Kansas City school district has labored with uneven success to attract more whites like Alex, to improve its buildings and to lift overall student achievement under a series of Federal District Court desegregation orders dating back to 1984. The case has produced the costliest plan in the nation and has been among the most bitterly contested.</w:t>
+        <w:t xml:space="preserve">In a sequence of speeches, the six Democrats all told Naral Pro-Choice America, an abortion rights organization, that a woman's right to terminate her pregnancy was in the greatest peril since the Roe v. Wade opinion because of the recent elections that left Republicans in control of Congress and the White House. </w:t>
         <w:br/>
-        <w:t>Now, the case, Missouri v. Jenkins, has reached a crucial crossroad. On Wednesday, Missouri officials will argue before the United States Supreme Court that in the last 10 years the state has contributed the bulk of the plan's $1.3 billion cost -- the state contribution averages $200 million a year -- and has more than adequately helped Kansas City desegregate its 84 public schools. Spending that much money in Kansas City is unfair to the rest of Missouri, the state will argue, and the expenditure is producing only slow progress.</w:t>
+        <w:t xml:space="preserve">The Democratic candidates repeatedly promised the group, formerly known as the National Abortion and Reproductive Rights Action League, that they would oppose restrictions on abortions and would appoint judges who would uphold Roe. </w:t>
         <w:br/>
-        <w:t>The officials will also contend that the Federal court, in declaring that overall student performance must improve as part of the plan, overstepped its bounds, setting standards that are much broader than most desegregation cases elsewhere.</w:t>
+        <w:t>"The right to choose is in grave danger from this president," said Senator Joseph I. Lieberman of Connecticut. "This administration has been undermining abortion rights from the day it took office."</w:t>
         <w:br/>
-        <w:t>For its part, the school system, which wants the desegregation order to remain in effect, will argue that the full desegregation plan has been in place only three years -- too little time to show marked academic improvement. Only about a fourth of the city's schools meet the Federal court's recommendation that enrollment be 65 percent members of minorities and 35 percent white.</w:t>
+        <w:t xml:space="preserve">Senator John Edwards of North Carolina said that a "chill wind blows tonight," echoing the warning that Harry A. Blackmun, the former Supreme Court Justice who wrote the Roe opinion, once uttered from the bench regarding threats to abortion rights. </w:t>
         <w:br/>
-        <w:t>The Kansas City district can draw students from anywhere in the state, although most come from the immediate suburbs. The participation of the outside students is voluntary.</w:t>
+        <w:t>"It blows from the White House," Mr. Edwards continued. "It blows from the Senate. These people believe that politicians and judges are in a better place to make the decision that can so profoundly affect a women's life. They are wrong."</w:t>
         <w:br/>
-        <w:t>The case has drawn national attention because of what the Supreme Court's ruling might mean for desegregation here and in the 200 or so other school systems under Federal court supervision. And it poses basic questions about how the success of a court-ordered integration plan is ultimately to be judged.</w:t>
+        <w:t>Democrats view the issue as a way to challenge President Bush, and tonight's event gave them an opportunity to test lines that the winner of the Democratic primaries might use in the general election.</w:t>
         <w:br/>
-        <w:t>Among the changes made under the order were the construction of expensive buildings like the $32 million Central High School, with its indoor track and Olympic-size swimming pool. The order also brought salary increases of 30 percent for teachers, smaller classes, and specific academic and job-training themes at virtually all of the district's schools.</w:t>
+        <w:t>But aides to several candidates said that abortion rights would probably be an issue in the Democratic primary as well, because of Mr. Gephardt's switch and his continued support of some limits on abortion.</w:t>
         <w:br/>
-        <w:t>Across this district of 37,000 students, 75.9 percent of whom are members of minorities, there is a deep fear that the Supreme Court will rule as it did in two previous desegregation cases, in 1990 in Oklahoma City and in 1992 in DeKalb County in suburban Atlanta. In both of those decisions, the Court eased desegregation orders, resulting in what Gary Orfield, a Harvard University desegregation expert, called a resegregation of some public schools.</w:t>
+        <w:t>In his first 10 years in Congress, Mr. Gephardt was a leading opponent of abortion. In 1977, he sponsored a resolution to overturn Roe, and bought a "best wishes" advertisement in the official program for the 1985 Right to Life convention.</w:t>
         <w:br/>
-        <w:t>"There's no doubt that the Court has put very serious limitations on desegregation remedies and opened ways for courts to dismiss cases even when tremendous educational and social inequalities remain in communities," said Mr. Orfield, who is director of the Harvard Project on School Desegregation. "What will happen in Kansas City if the Court cuts off the system is, the district would be left with a lot of facilities that it cannot support."</w:t>
+        <w:t>With his speech tonight, Mr. Gephardt sought to address an issue that his supporters acknowledge could pose a problem for his campaign. Nearly his entire eight-minute speech was focused on explaining his shift on the issue, by far the most time he has devoted publicly to discussing his changing position.</w:t>
         <w:br/>
-        <w:t>Black parents express similar concerns, as well as anger.</w:t>
+        <w:t>"As some of you know, I was raised in a working-class family of Baptist faith, and I went to college on a church scholarship where early teachings were reinforced," Mr. Gephardt said. "Abortion was wrong, I was taught. There was a moral reason it was illegal."</w:t>
         <w:br/>
-        <w:t>"The state should not be excused right now," said the Rev. Robert Stephens, the minister at Peace Baptist Church, whose son attends first grade at Attucks Elementary in the city. Because of the city's already eroded tax base, Mr. Stephens said, losing the state money would mean certain deterioration not just of buildings but also of programs.</w:t>
+        <w:t>He noted, to a few soft boos, that he had sponsored an amendment to ban abortion. "At that time, at the beginning of my journey in public service, I didn't yet realize the full consequences of my positions and beliefs," he continued to the hushed audience.</w:t>
         <w:br/>
-        <w:t>"Racism, I think, is still the problem," he said.</w:t>
+        <w:t>"Like any true change of heart and mind, it took time, and it should have," he added. "Like anyone in public service, I would understand and deserve skepticism if this was a change that came quickly or easily, but I know in my own heart that it didn't."</w:t>
         <w:br/>
-        <w:t>Dorothy Shepherd, the principal at Paseo Academy, recalled when Kansas City schools were segregated and underfinanced and when, as a young music teacher here in the 1960's, she had an annual budget of $60 for supplies.</w:t>
+        <w:t>Notably, Mr. Gephardt did not use the forum tonight to discuss two other positions that have stirred concern among some abortion advocates: his support for restrictions both on the kind of late-term procedure that opponents call "partial birth" abortions, and on some public financing of abortion.</w:t>
         <w:br/>
-        <w:t>"It was grim," she said as she walked around the high school one afternoon, checking in on students practicing a fashion show in the school's 1,181-seat theater. The school also has a smaller recital hall and a theater where experimental productions are performed.</w:t>
+        <w:t>Mr. Gephardt's opponents made no direct mention of his positions. Instead, to cheers and applause, one after another attacked the Bush administration, and described abortion as a fundamental right for women. The Rev. Al Sharpton told of being approached by a picketer as he came into the hotel here tonight.</w:t>
         <w:br/>
-        <w:t>"Do you think after enjoying all this that I could go back to $60 a year?" Mrs. Shepherd asked.</w:t>
+        <w:t>"The young lady said to me, 'Forget your political activism,' " Mr. Sharpton recounted. " 'You're a minister and a real Christian can't support that.' And I said, 'Young lady, it is time for the Christian right to meet the right Christian.' "</w:t>
         <w:br/>
-        <w:t>Like other administrators and parents here, Mrs. Shepherd does not expect the state to help finance the district forever. But she said that without continuing state support, at least for a few more years, the district's gains and efforts to recruit more white students from suburban communities would be undermined.</w:t>
+        <w:t>Senator John Kerry of Massachusetts said: "If I am fortunate to share a stage with our current president and debate him, one of the first things I'll tell him is that there is a fundamental difference between he and I: 'I trust women to make their own decisions, and you don't, Mr. President.' "</w:t>
         <w:br/>
-        <w:t>Paseo was built three years ago, using huge infusions of state desegregation money for capital improvements. It has been one of the more successful schools in attracting white students who, like Alex Ruthmann, are lured to the performing arts school because their own schools lack similar extras.</w:t>
+        <w:t>There were few signs of tensions in this first meeting of the candidates. As Mr. Edwards spoke, Dr. Howard Dean, the former governor of Vermont, and Senator Kerry laughed and joked. And in following Mr. Edwards at the lectern, Mr. Sharpton could not resist noting that the senator had breached the evening's rules.</w:t>
         <w:br/>
-        <w:t>And so Alex wakes up at 4:30 A.M. every school day to catch his school van, which also picks up three other students from surrounding towns.</w:t>
+        <w:t xml:space="preserve">"We've been told that we had three minutes," Mr. Sharpton said. "My good friend Senator Edwards spoke for five. So Joe Lieberman told me that in the name of affirmative action, I can take seven." </w:t>
         <w:br/>
-        <w:t>"We spent all of last summer investigating whether this would be a good thing for him," said Sally Hatten, Alex's mother and a public school teacher in Ridge Hill, Mo. "I worried about safety. We talked about interracial dating. We discussed being in the minority. He wasn't concerned about any of this."</w:t>
+        <w:t>Which is what Mr. Sharpton did.</w:t>
         <w:br/>
-        <w:t>Indeed, in the hallways, libraries and cafeterias of the Kansas City schools, black, white, Hispanic and Asian students mix freely, all enticed by the district's rich collection of magnet schools.</w:t>
         <w:br/>
-        <w:t>"The teachers are nice, and there are not a lot of fights," said Jessica Eicholz, 13, a white seventh grader at Martin Luther King Latin Grammar Middle School. The teen-ager, who lives in nearby Independence, takes a cab to school with other students in a 30-minute ride paid for by the district. "I like the environment here," she said.</w:t>
-        <w:br/>
-        <w:t>So does Lori Barber, 13, another white seventh grader, who gets up at 5 A.M. to catch a school van from her home in Oakview, a northern suburb of Kansas City. "I came here because my parents and I thought I would get a better education," she said. "I didn't like the schools in my district."</w:t>
-        <w:br/>
-        <w:t>And added their friend Tiffany McElroy, 13, a black seventh grader from Kansas City, "Teachers here give you respect, and they expect a lot out of all of us."</w:t>
-        <w:br/>
-        <w:t>Jeremy Johnson, a white 17-year-old junior, left a private school in Independence to attend the East Environmental Studies and Agribusiness Magnet High School, which has a working farm where students raise pigs and sheep and then market and sell the produce.</w:t>
-        <w:br/>
-        <w:t>"There aren't any schools like this in Independence," Jeremy said, sitting in an environmental studies class. "My parents were kind of scared at first, since it was the Kansas City school district, because of everything they had heard. When they came to visit, they were really surprised because the school is clean and safe and there is no graffiti.</w:t>
-        <w:br/>
-        <w:t>"They would much rather have me in Kansas City schools than Independence schools because schools here are better."</w:t>
-        <w:br/>
-        <w:t>At all grade levels, the district offers the academic, extracurricular and social services that education analysts say urban schools have lacked for years. In the Attucks Communications and Writing Elementary School, for example, fourth and fifth graders produce a daily newscast of school news that they broadcast over closed-circuit television.</w:t>
-        <w:br/>
-        <w:t>The rich array of programs here, state officials said, has spawned only resentments in other schools across the state that cannot afford all that Kansas City offers. Kansas City officials, meanwhile, say the bitter criticism from state officials has only reinforced the notion among suburban parents that the district is troubled.</w:t>
-        <w:br/>
-        <w:t>Indeed, the state has been an outspoken critic of school officials and the Federal District Court, maintaining that the remedies have been too exorbitant and have come at the expense of the state's other school districts. Although Kansas City has only 4.3 percent of Missouri's total public school enrollment, it receives about 8.5 percent of state education aid.</w:t>
-        <w:br/>
-        <w:t>"The state has been writing the checks and we have no control over where the money is spent," Attorney General Jeremiah W. Nixon said in an interview. "We want to return control of the district to parents and teachers."</w:t>
-        <w:br/>
-        <w:t>But all in due time, said Dr. Walter L. Marks, the Superintendent of Schools in Kansas City. "We need to give the effort here a few more years. This desegregation plan wasn't fully implemented until two to three years ago, and that isn't enough time."</w:t>
+        <w:t>http://www.nytimes.com</w:t>
         <w:br/>
         <w:br/>
         <w:t>Graphic</w:t>
@@ -123,7 +102,7 @@
         <w:br/>
         <w:t xml:space="preserve"> </w:t>
         <w:br/>
-        <w:t>Photos: Alex Ruthmann takes courses at Paseo Academy of Visual and Performing Arts in Kansas City, Mo., that he cannot get in rural Butler. And three seventh-grade friends, Jessica Eicholz, Tiffany McElroy and Lori Barber, come from different towns but all praise Martin Luther King Latin Grammar Middle School. (Photographs by Jeff Robertson for The New York Times)</w:t>
+        <w:t>Photo: From left, Senator John Kerry of Massachusetts; Howard Dean, the former governor of Vermont; Representative Richard A. Gephardt of Missouri; Senator Joseph I. Lieberman of Connecticut; the Rev. Al Sharpton; and Senator John Edwards of North Carolina, Democrats running for president. (Stephen Crowley/The New York Times)</w:t>
       </w:r>
     </w:p>
     <w:sectPr>

--- a/example_articles/states/Missouri/3.states_Missouri_New_York_Times.docx
+++ b/example_articles/states/Missouri/3.states_Missouri_New_York_Times.docx
@@ -7,7 +7,7 @@
         <w:pStyle w:val="Heading1"/>
       </w:pPr>
       <w:r>
-        <w:t>In Turn, 6 Presidential Hopefuls Back Abortion Rights</w:t>
+        <w:t>Making Sense of Ferguson</w:t>
       </w:r>
     </w:p>
     <w:p>
@@ -17,17 +17,17 @@
     </w:p>
     <w:p>
       <w:r>
-        <w:t>Date: 2003-01-22</w:t>
+        <w:t>Date: 2014-11-26</w:t>
       </w:r>
     </w:p>
     <w:p>
       <w:r>
-        <w:t>Section: Section A; Column 1; National Desk; Pg. 18</w:t>
+        <w:t xml:space="preserve">Section: </w:t>
       </w:r>
     </w:p>
     <w:p>
       <w:r>
-        <w:t>Source file: NYT/39.DOCX</w:t>
+        <w:t>Source file: NYT/21.DOCX</w:t>
       </w:r>
     </w:p>
     <w:p>
@@ -49,60 +49,25 @@
     </w:p>
     <w:p>
       <w:r>
-        <w:t>Representative Richard A. Gephardt of Missouri, a Democratic presidential candidate, told abortion rights supporters tonight that he had abandoned his once-fervent opposition to abortion because of "wisdom gained over time."</w:t>
+        <w:t xml:space="preserve">What article or book would you recommend for those who want to better understand events in Ferguson? We asked Times colleagues to weigh in.  </w:t>
         <w:br/>
-        <w:t xml:space="preserve">     Mr. Gephardt gave an account of what he termed "my own journey on this question of choice" at a packed dinner commemorating the 30th anniversary of Roe v. Wade, the Supreme Court decision that legalized abortions nationwide. </w:t>
+        <w:t xml:space="preserve"> Nicholas Kristof, Op-Ed columnist </w:t>
         <w:br/>
-        <w:t xml:space="preserve"> The dinner was also the first time that the six likely Democratic presidential contenders for 2004 shared a stage, and underlined the extent to which Democrats think abortion rights could prove central in that race.</w:t>
+        <w:t>I'd suggest reading "Just Mercy," a magnificent new book by Bryan Stevenson, a lawyer who has spent decades working on behalf of African-Americans caught up in the legal system, especially in the South. It's a window into the way the justice system has often been skewed against young men of color and why so many are skeptical of the legal process in Ferguson.</w:t>
         <w:br/>
-        <w:t xml:space="preserve">In a sequence of speeches, the six Democrats all told Naral Pro-Choice America, an abortion rights organization, that a woman's right to terminate her pregnancy was in the greatest peril since the Roe v. Wade opinion because of the recent elections that left Republicans in control of Congress and the White House. </w:t>
+        <w:t xml:space="preserve"> Jenna Wortham, reporter </w:t>
         <w:br/>
-        <w:t xml:space="preserve">The Democratic candidates repeatedly promised the group, formerly known as the National Abortion and Reproductive Rights Action League, that they would oppose restrictions on abortions and would appoint judges who would uphold Roe. </w:t>
+        <w:t>Has fatigue and frustration about the state of racial and political affairs in our country ever been so gorgeously rendered? I've grown tired of reading almost every pontification about Ferguson - what else is left to say, really - except for the missives from Jelani Cobb, who has been covering Ferguson with tremendous poise, grace and trembling honesty from the outset. His latest - and hopefully not last - piece captures the collective internal sigh (or scream, depending) that came with last night's verdict of a nonindictment for the officer who fatally shot Michael Brown.</w:t>
         <w:br/>
-        <w:t>"The right to choose is in grave danger from this president," said Senator Joseph I. Lieberman of Connecticut. "This administration has been undermining abortion rights from the day it took office."</w:t>
+        <w:t>Other fabulous writers:Roxane Gay of The Butter           Bijan Sabet of Medium           Jason Parham of Gawker           Rembert Browne of Grantland           Greg Howard for Deadspin</w:t>
         <w:br/>
-        <w:t xml:space="preserve">Senator John Edwards of North Carolina said that a "chill wind blows tonight," echoing the warning that Harry A. Blackmun, the former Supreme Court Justice who wrote the Roe opinion, once uttered from the bench regarding threats to abortion rights. </w:t>
+        <w:t xml:space="preserve"> Peter Applebome, deputy national editor </w:t>
         <w:br/>
-        <w:t>"It blows from the White House," Mr. Edwards continued. "It blows from the Senate. These people believe that politicians and judges are in a better place to make the decision that can so profoundly affect a women's life. They are wrong."</w:t>
+        <w:t xml:space="preserve">I'd cite two books, "Speak Now Against the Day''by John Egerton and            "The Strange Career of Jim Crow"by C. Vann Woodward. And I'd cite them from the same reason - as a reminder how dense, layered and surprising our racial history is and how it defies the convenient narratives we use to impose order on it. Woodward's book was an illumination, coming a year after Brown v. Board of Education, with its history of how Jim Crow was born not in the South, but in the North. Egerton's book looked at the valiant, almost forgotten, usually futile, efforts during the 1930s and '40s to counter segregation in the South, a counterweight to the notion that the civil rights era emerged full blown with Martin Luther King Jr., George Wallace and Bull Connor.    </w:t>
         <w:br/>
-        <w:t>Democrats view the issue as a way to challenge President Bush, and tonight's event gave them an opportunity to test lines that the winner of the Democratic primaries might use in the general election.</w:t>
+        <w:t xml:space="preserve"> Tanzina Vega, reporter </w:t>
         <w:br/>
-        <w:t>But aides to several candidates said that abortion rights would probably be an issue in the Democratic primary as well, because of Mr. Gephardt's switch and his continued support of some limits on abortion.</w:t>
-        <w:br/>
-        <w:t>In his first 10 years in Congress, Mr. Gephardt was a leading opponent of abortion. In 1977, he sponsored a resolution to overturn Roe, and bought a "best wishes" advertisement in the official program for the 1985 Right to Life convention.</w:t>
-        <w:br/>
-        <w:t>With his speech tonight, Mr. Gephardt sought to address an issue that his supporters acknowledge could pose a problem for his campaign. Nearly his entire eight-minute speech was focused on explaining his shift on the issue, by far the most time he has devoted publicly to discussing his changing position.</w:t>
-        <w:br/>
-        <w:t>"As some of you know, I was raised in a working-class family of Baptist faith, and I went to college on a church scholarship where early teachings were reinforced," Mr. Gephardt said. "Abortion was wrong, I was taught. There was a moral reason it was illegal."</w:t>
-        <w:br/>
-        <w:t>He noted, to a few soft boos, that he had sponsored an amendment to ban abortion. "At that time, at the beginning of my journey in public service, I didn't yet realize the full consequences of my positions and beliefs," he continued to the hushed audience.</w:t>
-        <w:br/>
-        <w:t>"Like any true change of heart and mind, it took time, and it should have," he added. "Like anyone in public service, I would understand and deserve skepticism if this was a change that came quickly or easily, but I know in my own heart that it didn't."</w:t>
-        <w:br/>
-        <w:t>Notably, Mr. Gephardt did not use the forum tonight to discuss two other positions that have stirred concern among some abortion advocates: his support for restrictions both on the kind of late-term procedure that opponents call "partial birth" abortions, and on some public financing of abortion.</w:t>
-        <w:br/>
-        <w:t>Mr. Gephardt's opponents made no direct mention of his positions. Instead, to cheers and applause, one after another attacked the Bush administration, and described abortion as a fundamental right for women. The Rev. Al Sharpton told of being approached by a picketer as he came into the hotel here tonight.</w:t>
-        <w:br/>
-        <w:t>"The young lady said to me, 'Forget your political activism,' " Mr. Sharpton recounted. " 'You're a minister and a real Christian can't support that.' And I said, 'Young lady, it is time for the Christian right to meet the right Christian.' "</w:t>
-        <w:br/>
-        <w:t>Senator John Kerry of Massachusetts said: "If I am fortunate to share a stage with our current president and debate him, one of the first things I'll tell him is that there is a fundamental difference between he and I: 'I trust women to make their own decisions, and you don't, Mr. President.' "</w:t>
-        <w:br/>
-        <w:t>There were few signs of tensions in this first meeting of the candidates. As Mr. Edwards spoke, Dr. Howard Dean, the former governor of Vermont, and Senator Kerry laughed and joked. And in following Mr. Edwards at the lectern, Mr. Sharpton could not resist noting that the senator had breached the evening's rules.</w:t>
-        <w:br/>
-        <w:t xml:space="preserve">"We've been told that we had three minutes," Mr. Sharpton said. "My good friend Senator Edwards spoke for five. So Joe Lieberman told me that in the name of affirmative action, I can take seven." </w:t>
-        <w:br/>
-        <w:t>Which is what Mr. Sharpton did.</w:t>
-        <w:br/>
-        <w:br/>
-        <w:t>http://www.nytimes.com</w:t>
-        <w:br/>
-        <w:br/>
-        <w:t>Graphic</w:t>
-        <w:br/>
-        <w:br/>
-        <w:t xml:space="preserve"> </w:t>
-        <w:br/>
-        <w:t>Photo: From left, Senator John Kerry of Massachusetts; Howard Dean, the former governor of Vermont; Representative Richard A. Gephardt of Missouri; Senator Joseph I. Lieberman of Connecticut; the Rev. Al Sharpton; and Senator John Edwards of North Carolina, Democrats running for president. (Stephen Crowley/The New York Times)</w:t>
+        <w:t>In a report for the Economic Policy Institute called "The Making of Ferguson," Richard Rothstein offers a detailed explanation of how what he calls racist government policies, not just individual acts of racism, created the "racially segregated metropolises," like Ferguson - a largely black working-class suburban community. Looking for answers beyond "white flight" to explain how segregated communities came to be, Mr. Rothstein cites governmental policies. They include "racially explicit zoning rules," "segregated public housing projects" for blacks and whites, "government subsidies for white suburban developments that excluded blacks," and other polices meant to remove African-Americans from living near or in white communities. "The August 'Troubles' in Ferguson suggest that less has changed since 1968 than many Americans think," Mr. Rothstein wrote. "Yet the government's response has been to examine Ferguson as an isolated embarrassment, not a reflection of the nation in which it is embedded."</w:t>
       </w:r>
     </w:p>
     <w:sectPr>
